--- a/test_document.docx
+++ b/test_document.docx
@@ -275,6 +275,7 @@
       </w:r>
     </w:p>
     <w:sectPr>
+      <w:headerReference w:type="default" r:id="rId9"/>
       <w:pgSz w:w="12240" w:h="15840"/>
       <w:pgMar w:top="1440" w:right="1800" w:bottom="1440" w:left="1800" w:header="720" w:footer="720" w:gutter="0"/>
       <w:cols w:space="720"/>
@@ -282,6 +283,19 @@
     </w:sectPr>
   </w:body>
 </w:document>
+</file>
+
+<file path=word/header1.xml><?xml version="1.0" encoding="utf-8"?>
+<w:hdr xmlns:m="http://schemas.openxmlformats.org/officeDocument/2006/math" xmlns:mc="http://schemas.openxmlformats.org/markup-compatibility/2006" xmlns:mo="http://schemas.microsoft.com/office/mac/office/2008/main" xmlns:mv="urn:schemas-microsoft-com:mac:vml" xmlns:o="urn:schemas-microsoft-com:office:office" xmlns:r="http://schemas.openxmlformats.org/officeDocument/2006/relationships" xmlns:v="urn:schemas-microsoft-com:vml" xmlns:w10="urn:schemas-microsoft-com:office:word" xmlns:w14="http://schemas.microsoft.com/office/word/2010/wordml" xmlns:w="http://schemas.openxmlformats.org/wordprocessingml/2006/main" xmlns:wne="http://schemas.microsoft.com/office/word/2006/wordml" xmlns:wp14="http://schemas.microsoft.com/office/word/2010/wordprocessingDrawing" xmlns:wp="http://schemas.openxmlformats.org/drawingml/2006/wordprocessingDrawing" xmlns:wpc="http://schemas.microsoft.com/office/word/2010/wordprocessingCanvas" xmlns:wpg="http://schemas.microsoft.com/office/word/2010/wordprocessingGroup" xmlns:wpi="http://schemas.microsoft.com/office/word/2010/wordprocessingInk" xmlns:wps="http://schemas.microsoft.com/office/word/2010/wordprocessingShape" mc:Ignorable="w14 wp14">
+  <w:p>
+    <w:pPr>
+      <w:pStyle w:val="Header"/>
+    </w:pPr>
+    <w:r>
+      <w:t>文档标题 - Word Parser 测试文档</w:t>
+    </w:r>
+  </w:p>
+</w:hdr>
 </file>
 
 <file path=word/numbering.xml><?xml version="1.0" encoding="utf-8"?>

--- a/test_document.docx
+++ b/test_document.docx
@@ -274,6 +274,196 @@
         <w:t>系统采用微服务架构，支持高并发和可扩展性。</w:t>
       </w:r>
     </w:p>
+    <w:p>
+      <w:pPr>
+        <w:pStyle w:val="Heading1"/>
+      </w:pPr>
+      <w:r>
+        <w:t>第三章 修订记录</w:t>
+      </w:r>
+    </w:p>
+    <w:p>
+      <w:r>
+        <w:t>本文档的修订历史记录如下：</w:t>
+      </w:r>
+    </w:p>
+    <w:tbl>
+      <w:tblPr>
+        <w:tblStyle w:val="TableGrid"/>
+        <w:tblW w:type="auto" w:w="0"/>
+        <w:tblLook w:firstColumn="1" w:firstRow="1" w:lastColumn="0" w:lastRow="0" w:noHBand="0" w:noVBand="1" w:val="04A0"/>
+      </w:tblPr>
+      <w:tblGrid>
+        <w:gridCol w:w="2160"/>
+        <w:gridCol w:w="2160"/>
+        <w:gridCol w:w="2160"/>
+        <w:gridCol w:w="2160"/>
+      </w:tblGrid>
+      <w:tr>
+        <w:tc>
+          <w:tcPr>
+            <w:tcW w:type="dxa" w:w="2160"/>
+          </w:tcPr>
+          <w:p>
+            <w:r>
+              <w:t>版本号</w:t>
+            </w:r>
+          </w:p>
+        </w:tc>
+        <w:tc>
+          <w:tcPr>
+            <w:tcW w:type="dxa" w:w="2160"/>
+          </w:tcPr>
+          <w:p>
+            <w:r>
+              <w:t>修订日期</w:t>
+            </w:r>
+          </w:p>
+        </w:tc>
+        <w:tc>
+          <w:tcPr>
+            <w:tcW w:type="dxa" w:w="2160"/>
+          </w:tcPr>
+          <w:p>
+            <w:r>
+              <w:t>修订人</w:t>
+            </w:r>
+          </w:p>
+        </w:tc>
+        <w:tc>
+          <w:tcPr>
+            <w:tcW w:type="dxa" w:w="2160"/>
+          </w:tcPr>
+          <w:p>
+            <w:r>
+              <w:t>修订内容</w:t>
+            </w:r>
+          </w:p>
+        </w:tc>
+      </w:tr>
+      <w:tr>
+        <w:tc>
+          <w:tcPr>
+            <w:tcW w:type="dxa" w:w="2160"/>
+          </w:tcPr>
+          <w:p>
+            <w:r>
+              <w:t>V1.0</w:t>
+            </w:r>
+          </w:p>
+        </w:tc>
+        <w:tc>
+          <w:tcPr>
+            <w:tcW w:type="dxa" w:w="2160"/>
+          </w:tcPr>
+          <w:p>
+            <w:r>
+              <w:t>2024-01-15</w:t>
+            </w:r>
+          </w:p>
+        </w:tc>
+        <w:tc>
+          <w:tcPr>
+            <w:tcW w:type="dxa" w:w="2160"/>
+          </w:tcPr>
+          <w:p>
+            <w:r>
+              <w:t>张三</w:t>
+            </w:r>
+          </w:p>
+        </w:tc>
+        <w:tc>
+          <w:tcPr>
+            <w:tcW w:type="dxa" w:w="2160"/>
+          </w:tcPr>
+          <w:p>
+            <w:r>
+              <w:t>初始版本</w:t>
+            </w:r>
+          </w:p>
+        </w:tc>
+      </w:tr>
+      <w:tr>
+        <w:tc>
+          <w:tcPr>
+            <w:tcW w:type="dxa" w:w="2160"/>
+          </w:tcPr>
+          <w:p>
+            <w:r>
+              <w:t>V1.1</w:t>
+            </w:r>
+          </w:p>
+        </w:tc>
+        <w:tc>
+          <w:tcPr>
+            <w:tcW w:type="dxa" w:w="2160"/>
+          </w:tcPr>
+          <w:p>
+            <w:r>
+              <w:t>2024-02-20</w:t>
+            </w:r>
+          </w:p>
+        </w:tc>
+        <w:tc>
+          <w:tcPr>
+            <w:tcW w:type="dxa" w:w="2160"/>
+          </w:tcPr>
+          <w:p>
+            <w:r>
+              <w:t>李四</w:t>
+            </w:r>
+          </w:p>
+        </w:tc>
+        <w:tc>
+          <w:tcPr>
+            <w:tcW w:type="dxa" w:w="2160"/>
+          </w:tcPr>
+          <w:p>
+            <w:r>
+              <w:t>添加技术选型章节</w:t>
+            </w:r>
+          </w:p>
+        </w:tc>
+      </w:tr>
+      <w:tr>
+        <w:tc>
+          <w:tcPr>
+            <w:tcW w:type="dxa" w:w="2160"/>
+          </w:tcPr>
+          <w:p>
+            <w:r>
+              <w:t>V1.2</w:t>
+            </w:r>
+          </w:p>
+        </w:tc>
+        <w:tc>
+          <w:tcPr>
+            <w:tcW w:type="dxa" w:w="2160"/>
+          </w:tcPr>
+          <w:p/>
+        </w:tc>
+        <w:tc>
+          <w:tcPr>
+            <w:tcW w:type="dxa" w:w="2160"/>
+          </w:tcPr>
+          <w:p>
+            <w:r>
+              <w:t>王五</w:t>
+            </w:r>
+          </w:p>
+        </w:tc>
+        <w:tc>
+          <w:tcPr>
+            <w:tcW w:type="dxa" w:w="2160"/>
+          </w:tcPr>
+          <w:p>
+            <w:r>
+              <w:t>更新架构设计</w:t>
+            </w:r>
+          </w:p>
+        </w:tc>
+      </w:tr>
+    </w:tbl>
     <w:sectPr>
       <w:headerReference w:type="default" r:id="rId9"/>
       <w:pgSz w:w="12240" w:h="15840"/>

--- a/test_document.docx
+++ b/test_document.docx
@@ -464,6 +464,84 @@
         </w:tc>
       </w:tr>
     </w:tbl>
+    <w:p>
+      <w:pPr>
+        <w:pStyle w:val="Heading1"/>
+      </w:pPr>
+      <w:r>
+        <w:t>第四章 附录</w:t>
+      </w:r>
+    </w:p>
+    <w:p>
+      <w:r>
+        <w:t>本章节包含文档的附录信息。</w:t>
+      </w:r>
+    </w:p>
+    <w:p>
+      <w:r>
+        <w:t>修订记录</w:t>
+      </w:r>
+    </w:p>
+    <w:p>
+      <w:r>
+        <w:t>以下是文档的详细修订说明：</w:t>
+      </w:r>
+    </w:p>
+    <w:tbl>
+      <w:tblPr>
+        <w:tblStyle w:val="TableGrid"/>
+        <w:tblW w:type="auto" w:w="0"/>
+        <w:tblLook w:firstColumn="1" w:firstRow="1" w:lastColumn="0" w:lastRow="0" w:noHBand="0" w:noVBand="1" w:val="04A0"/>
+      </w:tblPr>
+      <w:tblGrid>
+        <w:gridCol w:w="4320"/>
+        <w:gridCol w:w="4320"/>
+      </w:tblGrid>
+      <w:tr>
+        <w:tc>
+          <w:tcPr>
+            <w:tcW w:type="dxa" w:w="4320"/>
+          </w:tcPr>
+          <w:p>
+            <w:r>
+              <w:t>版本</w:t>
+            </w:r>
+          </w:p>
+        </w:tc>
+        <w:tc>
+          <w:tcPr>
+            <w:tcW w:type="dxa" w:w="4320"/>
+          </w:tcPr>
+          <w:p>
+            <w:r>
+              <w:t>说明</w:t>
+            </w:r>
+          </w:p>
+        </w:tc>
+      </w:tr>
+      <w:tr>
+        <w:tc>
+          <w:tcPr>
+            <w:tcW w:type="dxa" w:w="4320"/>
+          </w:tcPr>
+          <w:p>
+            <w:r>
+              <w:t>V1.3</w:t>
+            </w:r>
+          </w:p>
+        </w:tc>
+        <w:tc>
+          <w:tcPr>
+            <w:tcW w:type="dxa" w:w="4320"/>
+          </w:tcPr>
+          <w:p>
+            <w:r>
+              <w:t>添加附录内容</w:t>
+            </w:r>
+          </w:p>
+        </w:tc>
+      </w:tr>
+    </w:tbl>
     <w:sectPr>
       <w:headerReference w:type="default" r:id="rId9"/>
       <w:pgSz w:w="12240" w:h="15840"/>
